--- a/my Terminal code Flutter.docx
+++ b/my Terminal code Flutter.docx
@@ -17,13 +17,23 @@
     </w:p>
     <w:p>
       <w:r>
-        <w:t>flutter create project_name</w:t>
-      </w:r>
-    </w:p>
-    <w:p>
-      <w:r>
-        <w:t>cd project_name</w:t>
-      </w:r>
+        <w:t xml:space="preserve">flutter create </w:t>
+      </w:r>
+      <w:proofErr w:type="spellStart"/>
+      <w:r>
+        <w:t>project_name</w:t>
+      </w:r>
+      <w:proofErr w:type="spellEnd"/>
+    </w:p>
+    <w:p>
+      <w:r>
+        <w:t xml:space="preserve">cd </w:t>
+      </w:r>
+      <w:proofErr w:type="spellStart"/>
+      <w:r>
+        <w:t>project_name</w:t>
+      </w:r>
+      <w:proofErr w:type="spellEnd"/>
       <w:r>
         <w:t xml:space="preserve">  </w:t>
       </w:r>
@@ -38,11 +48,21 @@
         <w:t xml:space="preserve">or direct after ( </w:t>
       </w:r>
       <w:r>
-        <w:t>flutter create project_name</w:t>
-      </w:r>
-      <w:r>
-        <w:t xml:space="preserve">  )  code project_name</w:t>
-      </w:r>
+        <w:t xml:space="preserve">flutter create </w:t>
+      </w:r>
+      <w:proofErr w:type="spellStart"/>
+      <w:r>
+        <w:t>project_name</w:t>
+      </w:r>
+      <w:proofErr w:type="spellEnd"/>
+      <w:r>
+        <w:t xml:space="preserve">  )  code </w:t>
+      </w:r>
+      <w:proofErr w:type="spellStart"/>
+      <w:r>
+        <w:t>project_name</w:t>
+      </w:r>
+      <w:proofErr w:type="spellEnd"/>
     </w:p>
     <w:p>
       <w:r>
@@ -53,73 +73,66 @@
       <w:r>
         <w:t xml:space="preserve">flutter pub add </w:t>
       </w:r>
+      <w:proofErr w:type="spellStart"/>
       <w:r>
         <w:t>shared_preferences</w:t>
       </w:r>
-    </w:p>
-    <w:p>
-      <w:r>
-        <w:t>if you need internet</w:t>
-      </w:r>
-      <w:r>
-        <w:t xml:space="preserve"> like Login app</w:t>
-      </w:r>
-      <w:r>
-        <w:t xml:space="preserve"> …</w:t>
-      </w:r>
+      <w:proofErr w:type="spellEnd"/>
+    </w:p>
+    <w:p>
+      <w:r>
+        <w:t>flutter pub add …..</w:t>
+      </w:r>
+      <w:proofErr w:type="spellStart"/>
+      <w:r>
+        <w:t>liberery</w:t>
+      </w:r>
+      <w:proofErr w:type="spellEnd"/>
+    </w:p>
+    <w:p>
+      <w:r>
+        <w:t xml:space="preserve">From </w:t>
+      </w:r>
+      <w:proofErr w:type="spellStart"/>
+      <w:r>
+        <w:t>Flutter_Structure_GetX_MVC</w:t>
+      </w:r>
+      <w:proofErr w:type="spellEnd"/>
+      <w:r>
+        <w:t xml:space="preserve"> copy lib and assets folder and past them in new project </w:t>
+      </w:r>
+    </w:p>
+    <w:p>
+      <w:r>
+        <w:t>Set .</w:t>
+      </w:r>
+      <w:proofErr w:type="spellStart"/>
+      <w:r>
+        <w:t>yaml</w:t>
+      </w:r>
+      <w:proofErr w:type="spellEnd"/>
+      <w:r>
+        <w:t xml:space="preserve"> file</w:t>
+      </w:r>
+    </w:p>
+    <w:p>
+      <w:proofErr w:type="spellStart"/>
+      <w:r>
+        <w:t>pwd</w:t>
+      </w:r>
+      <w:proofErr w:type="spellEnd"/>
+    </w:p>
+    <w:p>
+      <w:r>
+        <w:t>Test-Path .</w:t>
+      </w:r>
+      <w:proofErr w:type="spellStart"/>
+      <w:r>
+        <w:t>gitignore</w:t>
+      </w:r>
+      <w:proofErr w:type="spellEnd"/>
       <w:r>
         <w:t xml:space="preserve"> </w:t>
-      </w:r>
-      <w:r>
-        <w:t>flutter pub add</w:t>
-      </w:r>
-      <w:r>
-        <w:t xml:space="preserve"> </w:t>
-      </w:r>
-      <w:r>
-        <w:t>dartz</w:t>
-      </w:r>
-      <w:r>
-        <w:t xml:space="preserve"> and http and </w:t>
-      </w:r>
-      <w:r>
-        <w:t>Lottie</w:t>
-      </w:r>
-    </w:p>
-    <w:p>
-      <w:r>
-        <w:t>flutter pub add …..liberery</w:t>
-      </w:r>
-    </w:p>
-    <w:p>
-      <w:r>
-        <w:t>flutter pub get</w:t>
-      </w:r>
-    </w:p>
-    <w:p>
-      <w:r>
-        <w:t xml:space="preserve">From </w:t>
-      </w:r>
-      <w:r>
-        <w:t>Flutter_Structure_GetX_MVC</w:t>
-      </w:r>
-      <w:r>
-        <w:t xml:space="preserve"> copy lib and assets folder and past them in new project </w:t>
-      </w:r>
-    </w:p>
-    <w:p>
-      <w:r>
-        <w:t>Set .yaml file</w:t>
-      </w:r>
-    </w:p>
-    <w:p>
-      <w:r>
-        <w:t>pwd</w:t>
-      </w:r>
-    </w:p>
-    <w:p>
-      <w:r>
-        <w:t xml:space="preserve">Test-Path .gitignore </w:t>
       </w:r>
       <w:r>
         <w:t xml:space="preserve">  (</w:t>
@@ -153,8 +166,13 @@
     </w:p>
     <w:p>
       <w:r>
-        <w:t>git init</w:t>
-      </w:r>
+        <w:t xml:space="preserve">git </w:t>
+      </w:r>
+      <w:proofErr w:type="spellStart"/>
+      <w:r>
+        <w:t>init</w:t>
+      </w:r>
+      <w:proofErr w:type="spellEnd"/>
     </w:p>
     <w:p>
       <w:r>
@@ -195,9 +213,614 @@
     </w:p>
     <w:p>
       <w:r>
+        <w:t>git push --all origin</w:t>
+      </w:r>
+    </w:p>
+    <w:p/>
+    <w:p>
+      <w:r>
         <w:lastRenderedPageBreak/>
-        <w:t>git push --all origin</w:t>
-      </w:r>
+        <w:t>Flutter Structure</w:t>
+      </w:r>
+    </w:p>
+    <w:p/>
+    <w:p>
+      <w:r>
+        <w:rPr>
+          <w:rFonts w:cs="Arial" w:hint="cs"/>
+          <w:rtl/>
+        </w:rPr>
+        <w:t>القالب</w:t>
+      </w:r>
+      <w:r>
+        <w:rPr>
+          <w:rFonts w:cs="Arial"/>
+          <w:rtl/>
+        </w:rPr>
+        <w:t xml:space="preserve"> </w:t>
+      </w:r>
+      <w:r>
+        <w:rPr>
+          <w:rFonts w:cs="Arial" w:hint="cs"/>
+          <w:rtl/>
+        </w:rPr>
+        <w:t>الأساسي</w:t>
+      </w:r>
+      <w:r>
+        <w:t xml:space="preserve"> — Flutter + </w:t>
+      </w:r>
+      <w:proofErr w:type="spellStart"/>
+      <w:r>
+        <w:t>GetX</w:t>
+      </w:r>
+      <w:proofErr w:type="spellEnd"/>
+      <w:r>
+        <w:t xml:space="preserve"> + MVC</w:t>
+      </w:r>
+    </w:p>
+    <w:p/>
+    <w:p>
+      <w:proofErr w:type="spellStart"/>
+      <w:r>
+        <w:t>flutter_structure</w:t>
+      </w:r>
+      <w:proofErr w:type="spellEnd"/>
+      <w:r>
+        <w:t>/</w:t>
+      </w:r>
+    </w:p>
+    <w:p>
+      <w:r>
+        <w:rPr>
+          <w:rFonts w:ascii="Arial" w:hAnsi="Arial" w:cs="Arial"/>
+        </w:rPr>
+        <w:t>├</w:t>
+      </w:r>
+      <w:r>
+        <w:rPr>
+          <w:rFonts w:ascii="Aptos" w:hAnsi="Aptos" w:cs="Aptos"/>
+        </w:rPr>
+        <w:t>──</w:t>
+      </w:r>
+      <w:r>
+        <w:t xml:space="preserve"> lib/</w:t>
+      </w:r>
+    </w:p>
+    <w:p>
+      <w:r>
+        <w:t xml:space="preserve">│   </w:t>
+      </w:r>
+      <w:r>
+        <w:rPr>
+          <w:rFonts w:ascii="Arial" w:hAnsi="Arial" w:cs="Arial"/>
+        </w:rPr>
+        <w:t>├</w:t>
+      </w:r>
+      <w:r>
+        <w:rPr>
+          <w:rFonts w:ascii="Aptos" w:hAnsi="Aptos" w:cs="Aptos"/>
+        </w:rPr>
+        <w:t>──</w:t>
+      </w:r>
+      <w:r>
+        <w:t xml:space="preserve"> </w:t>
+      </w:r>
+      <w:proofErr w:type="spellStart"/>
+      <w:r>
+        <w:t>main.dart</w:t>
+      </w:r>
+      <w:proofErr w:type="spellEnd"/>
+    </w:p>
+    <w:p>
+      <w:r>
+        <w:t xml:space="preserve">│   </w:t>
+      </w:r>
+      <w:r>
+        <w:rPr>
+          <w:rFonts w:ascii="Arial" w:hAnsi="Arial" w:cs="Arial"/>
+        </w:rPr>
+        <w:t>├</w:t>
+      </w:r>
+      <w:r>
+        <w:rPr>
+          <w:rFonts w:ascii="Aptos" w:hAnsi="Aptos" w:cs="Aptos"/>
+        </w:rPr>
+        <w:t>──</w:t>
+      </w:r>
+      <w:r>
+        <w:t xml:space="preserve"> </w:t>
+      </w:r>
+      <w:proofErr w:type="spellStart"/>
+      <w:r>
+        <w:t>routes.dart</w:t>
+      </w:r>
+      <w:proofErr w:type="spellEnd"/>
+    </w:p>
+    <w:p>
+      <w:r>
+        <w:t xml:space="preserve">│   </w:t>
+      </w:r>
+      <w:r>
+        <w:rPr>
+          <w:rFonts w:ascii="Arial" w:hAnsi="Arial" w:cs="Arial"/>
+        </w:rPr>
+        <w:t>├</w:t>
+      </w:r>
+      <w:r>
+        <w:rPr>
+          <w:rFonts w:ascii="Aptos" w:hAnsi="Aptos" w:cs="Aptos"/>
+        </w:rPr>
+        <w:t>──</w:t>
+      </w:r>
+      <w:r>
+        <w:t xml:space="preserve"> </w:t>
+      </w:r>
+      <w:proofErr w:type="spellStart"/>
+      <w:r>
+        <w:t>linkapi.dart</w:t>
+      </w:r>
+      <w:proofErr w:type="spellEnd"/>
+    </w:p>
+    <w:p>
+      <w:r>
+        <w:t>│</w:t>
+      </w:r>
+    </w:p>
+    <w:p>
+      <w:r>
+        <w:t xml:space="preserve">│   </w:t>
+      </w:r>
+      <w:r>
+        <w:rPr>
+          <w:rFonts w:ascii="Arial" w:hAnsi="Arial" w:cs="Arial"/>
+        </w:rPr>
+        <w:t>├</w:t>
+      </w:r>
+      <w:r>
+        <w:rPr>
+          <w:rFonts w:ascii="Aptos" w:hAnsi="Aptos" w:cs="Aptos"/>
+        </w:rPr>
+        <w:t>──</w:t>
+      </w:r>
+      <w:r>
+        <w:t xml:space="preserve"> Binding/</w:t>
+      </w:r>
+    </w:p>
+    <w:p>
+      <w:r>
+        <w:t xml:space="preserve">│   │   └── </w:t>
+      </w:r>
+      <w:proofErr w:type="spellStart"/>
+      <w:r>
+        <w:t>initialbindings.dart</w:t>
+      </w:r>
+      <w:proofErr w:type="spellEnd"/>
+    </w:p>
+    <w:p>
+      <w:r>
+        <w:t>│   │</w:t>
+      </w:r>
+    </w:p>
+    <w:p>
+      <w:r>
+        <w:t xml:space="preserve">│   </w:t>
+      </w:r>
+      <w:r>
+        <w:rPr>
+          <w:rFonts w:ascii="Arial" w:hAnsi="Arial" w:cs="Arial"/>
+        </w:rPr>
+        <w:t>├</w:t>
+      </w:r>
+      <w:r>
+        <w:rPr>
+          <w:rFonts w:ascii="Aptos" w:hAnsi="Aptos" w:cs="Aptos"/>
+        </w:rPr>
+        <w:t>──</w:t>
+      </w:r>
+      <w:r>
+        <w:t xml:space="preserve"> controller/</w:t>
+      </w:r>
+    </w:p>
+    <w:p>
+      <w:r>
+        <w:t>│   │   └── (Controllers)</w:t>
+      </w:r>
+    </w:p>
+    <w:p>
+      <w:r>
+        <w:t>│   │</w:t>
+      </w:r>
+    </w:p>
+    <w:p>
+      <w:r>
+        <w:t xml:space="preserve">│   </w:t>
+      </w:r>
+      <w:r>
+        <w:rPr>
+          <w:rFonts w:ascii="Arial" w:hAnsi="Arial" w:cs="Arial"/>
+        </w:rPr>
+        <w:t>├</w:t>
+      </w:r>
+      <w:r>
+        <w:rPr>
+          <w:rFonts w:ascii="Aptos" w:hAnsi="Aptos" w:cs="Aptos"/>
+        </w:rPr>
+        <w:t>──</w:t>
+      </w:r>
+      <w:r>
+        <w:t xml:space="preserve"> core/</w:t>
+      </w:r>
+    </w:p>
+    <w:p>
+      <w:r>
+        <w:t xml:space="preserve">│   │   </w:t>
+      </w:r>
+      <w:r>
+        <w:rPr>
+          <w:rFonts w:ascii="Arial" w:hAnsi="Arial" w:cs="Arial"/>
+        </w:rPr>
+        <w:t>├</w:t>
+      </w:r>
+      <w:r>
+        <w:rPr>
+          <w:rFonts w:ascii="Aptos" w:hAnsi="Aptos" w:cs="Aptos"/>
+        </w:rPr>
+        <w:t>──</w:t>
+      </w:r>
+      <w:r>
+        <w:t xml:space="preserve"> Class/</w:t>
+      </w:r>
+    </w:p>
+    <w:p>
+      <w:r>
+        <w:t>│   │   │   └── (Classes communes)</w:t>
+      </w:r>
+    </w:p>
+    <w:p>
+      <w:r>
+        <w:t xml:space="preserve">│   │   </w:t>
+      </w:r>
+      <w:r>
+        <w:rPr>
+          <w:rFonts w:ascii="Arial" w:hAnsi="Arial" w:cs="Arial"/>
+        </w:rPr>
+        <w:t>├</w:t>
+      </w:r>
+      <w:r>
+        <w:rPr>
+          <w:rFonts w:ascii="Aptos" w:hAnsi="Aptos" w:cs="Aptos"/>
+        </w:rPr>
+        <w:t>──</w:t>
+      </w:r>
+      <w:r>
+        <w:t xml:space="preserve"> Constant/</w:t>
+      </w:r>
+    </w:p>
+    <w:p>
+      <w:r>
+        <w:t xml:space="preserve">│   │   │   </w:t>
+      </w:r>
+      <w:r>
+        <w:rPr>
+          <w:rFonts w:ascii="Arial" w:hAnsi="Arial" w:cs="Arial"/>
+        </w:rPr>
+        <w:t>├</w:t>
+      </w:r>
+      <w:r>
+        <w:rPr>
+          <w:rFonts w:ascii="Aptos" w:hAnsi="Aptos" w:cs="Aptos"/>
+        </w:rPr>
+        <w:t>──</w:t>
+      </w:r>
+      <w:r>
+        <w:t xml:space="preserve"> </w:t>
+      </w:r>
+      <w:proofErr w:type="spellStart"/>
+      <w:r>
+        <w:t>app_routes.dart</w:t>
+      </w:r>
+      <w:proofErr w:type="spellEnd"/>
+    </w:p>
+    <w:p>
+      <w:r>
+        <w:t>│   │   │   └── (Constants)</w:t>
+      </w:r>
+    </w:p>
+    <w:p>
+      <w:r>
+        <w:t xml:space="preserve">│   │   </w:t>
+      </w:r>
+      <w:r>
+        <w:rPr>
+          <w:rFonts w:ascii="Arial" w:hAnsi="Arial" w:cs="Arial"/>
+        </w:rPr>
+        <w:t>├</w:t>
+      </w:r>
+      <w:r>
+        <w:rPr>
+          <w:rFonts w:ascii="Aptos" w:hAnsi="Aptos" w:cs="Aptos"/>
+        </w:rPr>
+        <w:t>──</w:t>
+      </w:r>
+      <w:r>
+        <w:t xml:space="preserve"> functions/</w:t>
+      </w:r>
+    </w:p>
+    <w:p>
+      <w:r>
+        <w:t>│   │   │   └── (Helper functions)</w:t>
+      </w:r>
+    </w:p>
+    <w:p>
+      <w:r>
+        <w:t xml:space="preserve">│   │   </w:t>
+      </w:r>
+      <w:r>
+        <w:rPr>
+          <w:rFonts w:ascii="Arial" w:hAnsi="Arial" w:cs="Arial"/>
+        </w:rPr>
+        <w:t>├</w:t>
+      </w:r>
+      <w:r>
+        <w:rPr>
+          <w:rFonts w:ascii="Aptos" w:hAnsi="Aptos" w:cs="Aptos"/>
+        </w:rPr>
+        <w:t>──</w:t>
+      </w:r>
+      <w:r>
+        <w:t xml:space="preserve"> localization/</w:t>
+      </w:r>
+    </w:p>
+    <w:p>
+      <w:r>
+        <w:t>│   │   │   └── (Translations)</w:t>
+      </w:r>
+    </w:p>
+    <w:p>
+      <w:r>
+        <w:lastRenderedPageBreak/>
+        <w:t xml:space="preserve">│   │   </w:t>
+      </w:r>
+      <w:r>
+        <w:rPr>
+          <w:rFonts w:ascii="Arial" w:hAnsi="Arial" w:cs="Arial"/>
+        </w:rPr>
+        <w:t>├</w:t>
+      </w:r>
+      <w:r>
+        <w:rPr>
+          <w:rFonts w:ascii="Aptos" w:hAnsi="Aptos" w:cs="Aptos"/>
+        </w:rPr>
+        <w:t>──</w:t>
+      </w:r>
+      <w:r>
+        <w:t xml:space="preserve"> middleware/</w:t>
+      </w:r>
+    </w:p>
+    <w:p>
+      <w:r>
+        <w:t>│   │   │   └── (</w:t>
+      </w:r>
+      <w:proofErr w:type="spellStart"/>
+      <w:r>
+        <w:t>GetMiddleware</w:t>
+      </w:r>
+      <w:proofErr w:type="spellEnd"/>
+      <w:r>
+        <w:t>)</w:t>
+      </w:r>
+    </w:p>
+    <w:p>
+      <w:r>
+        <w:t>│   │   └── services/</w:t>
+      </w:r>
+    </w:p>
+    <w:p>
+      <w:r>
+        <w:t>│   │       └── (Services)</w:t>
+      </w:r>
+    </w:p>
+    <w:p>
+      <w:r>
+        <w:t>│   │</w:t>
+      </w:r>
+    </w:p>
+    <w:p>
+      <w:r>
+        <w:t xml:space="preserve">│   </w:t>
+      </w:r>
+      <w:r>
+        <w:rPr>
+          <w:rFonts w:ascii="Arial" w:hAnsi="Arial" w:cs="Arial"/>
+        </w:rPr>
+        <w:t>├</w:t>
+      </w:r>
+      <w:r>
+        <w:rPr>
+          <w:rFonts w:ascii="Aptos" w:hAnsi="Aptos" w:cs="Aptos"/>
+        </w:rPr>
+        <w:t>──</w:t>
+      </w:r>
+      <w:r>
+        <w:t xml:space="preserve"> data/</w:t>
+      </w:r>
+    </w:p>
+    <w:p>
+      <w:r>
+        <w:t xml:space="preserve">│   │   </w:t>
+      </w:r>
+      <w:r>
+        <w:rPr>
+          <w:rFonts w:ascii="Arial" w:hAnsi="Arial" w:cs="Arial"/>
+        </w:rPr>
+        <w:t>├</w:t>
+      </w:r>
+      <w:r>
+        <w:rPr>
+          <w:rFonts w:ascii="Aptos" w:hAnsi="Aptos" w:cs="Aptos"/>
+        </w:rPr>
+        <w:t>──</w:t>
+      </w:r>
+      <w:r>
+        <w:t xml:space="preserve"> </w:t>
+      </w:r>
+      <w:proofErr w:type="spellStart"/>
+      <w:r>
+        <w:t>datasource</w:t>
+      </w:r>
+      <w:proofErr w:type="spellEnd"/>
+      <w:r>
+        <w:t>/</w:t>
+      </w:r>
+    </w:p>
+    <w:p>
+      <w:r>
+        <w:t xml:space="preserve">│   │   │   </w:t>
+      </w:r>
+      <w:r>
+        <w:rPr>
+          <w:rFonts w:ascii="Arial" w:hAnsi="Arial" w:cs="Arial"/>
+        </w:rPr>
+        <w:t>├</w:t>
+      </w:r>
+      <w:r>
+        <w:rPr>
+          <w:rFonts w:ascii="Aptos" w:hAnsi="Aptos" w:cs="Aptos"/>
+        </w:rPr>
+        <w:t>──</w:t>
+      </w:r>
+      <w:r>
+        <w:t xml:space="preserve"> remote/</w:t>
+      </w:r>
+    </w:p>
+    <w:p>
+      <w:r>
+        <w:t>│   │   │   └── static/</w:t>
+      </w:r>
+    </w:p>
+    <w:p>
+      <w:r>
+        <w:t>│   │   └── model/</w:t>
+      </w:r>
+    </w:p>
+    <w:p>
+      <w:r>
+        <w:t>│   │</w:t>
+      </w:r>
+    </w:p>
+    <w:p>
+      <w:r>
+        <w:t>│   └── view/</w:t>
+      </w:r>
+    </w:p>
+    <w:p>
+      <w:r>
+        <w:t xml:space="preserve">│       </w:t>
+      </w:r>
+      <w:r>
+        <w:rPr>
+          <w:rFonts w:ascii="Arial" w:hAnsi="Arial" w:cs="Arial"/>
+        </w:rPr>
+        <w:t>├</w:t>
+      </w:r>
+      <w:r>
+        <w:rPr>
+          <w:rFonts w:ascii="Aptos" w:hAnsi="Aptos" w:cs="Aptos"/>
+        </w:rPr>
+        <w:t>──</w:t>
+      </w:r>
+      <w:r>
+        <w:t xml:space="preserve"> screen/</w:t>
+      </w:r>
+    </w:p>
+    <w:p>
+      <w:r>
+        <w:t>│       └── widget/</w:t>
+      </w:r>
+    </w:p>
+    <w:p>
+      <w:r>
+        <w:t>│</w:t>
+      </w:r>
+    </w:p>
+    <w:p>
+      <w:r>
+        <w:rPr>
+          <w:rFonts w:ascii="Arial" w:hAnsi="Arial" w:cs="Arial"/>
+        </w:rPr>
+        <w:t>├</w:t>
+      </w:r>
+      <w:r>
+        <w:rPr>
+          <w:rFonts w:ascii="Aptos" w:hAnsi="Aptos" w:cs="Aptos"/>
+        </w:rPr>
+        <w:t>──</w:t>
+      </w:r>
+      <w:r>
+        <w:t xml:space="preserve"> assets/</w:t>
+      </w:r>
+    </w:p>
+    <w:p>
+      <w:r>
+        <w:t xml:space="preserve">│   </w:t>
+      </w:r>
+      <w:r>
+        <w:rPr>
+          <w:rFonts w:ascii="Arial" w:hAnsi="Arial" w:cs="Arial"/>
+        </w:rPr>
+        <w:t>├</w:t>
+      </w:r>
+      <w:r>
+        <w:rPr>
+          <w:rFonts w:ascii="Aptos" w:hAnsi="Aptos" w:cs="Aptos"/>
+        </w:rPr>
+        <w:t>──</w:t>
+      </w:r>
+      <w:r>
+        <w:t xml:space="preserve"> image/</w:t>
+      </w:r>
+    </w:p>
+    <w:p>
+      <w:r>
+        <w:t>│   └── pdfs/</w:t>
+      </w:r>
+    </w:p>
+    <w:p>
+      <w:r>
+        <w:t>│</w:t>
+      </w:r>
+    </w:p>
+    <w:p>
+      <w:r>
+        <w:rPr>
+          <w:rFonts w:ascii="Arial" w:hAnsi="Arial" w:cs="Arial"/>
+        </w:rPr>
+        <w:t>├</w:t>
+      </w:r>
+      <w:r>
+        <w:rPr>
+          <w:rFonts w:ascii="Aptos" w:hAnsi="Aptos" w:cs="Aptos"/>
+        </w:rPr>
+        <w:t>──</w:t>
+      </w:r>
+      <w:r>
+        <w:t xml:space="preserve"> </w:t>
+      </w:r>
+      <w:proofErr w:type="spellStart"/>
+      <w:r>
+        <w:t>pubspec.yaml</w:t>
+      </w:r>
+      <w:proofErr w:type="spellEnd"/>
+    </w:p>
+    <w:p>
+      <w:r>
+        <w:t xml:space="preserve">└── </w:t>
+      </w:r>
+      <w:proofErr w:type="spellStart"/>
+      <w:r>
+        <w:t>analysis_options.yaml</w:t>
+      </w:r>
+      <w:proofErr w:type="spellEnd"/>
     </w:p>
     <w:sectPr>
       <w:pgSz w:w="12240" w:h="15840"/>
@@ -812,6 +1435,7 @@
   <w:style w:type="character" w:default="1" w:styleId="DefaultParagraphFont">
     <w:name w:val="Default Paragraph Font"/>
     <w:uiPriority w:val="1"/>
+    <w:semiHidden/>
     <w:unhideWhenUsed/>
   </w:style>
   <w:style w:type="table" w:default="1" w:styleId="TableNormal">
